--- a/python_docs.docx
+++ b/python_docs.docx
@@ -6091,50 +6091,66 @@
     <w:p/>
     <w:p/>
     <w:p/>
-    <w:p/>
     <w:tbl>
       <w:tblPr>
-        <w:tblStyle w:val="GridTable1Light"/>
-        <w:tblW w:w="9895" w:type="dxa"/>
+        <w:tblStyle w:val="TableGrid"/>
+        <w:tblW w:w="10373" w:type="dxa"/>
         <w:tblLook w:val="04A0" w:firstRow="1" w:lastRow="0" w:firstColumn="1" w:lastColumn="0" w:noHBand="0" w:noVBand="1"/>
       </w:tblPr>
       <w:tblGrid>
-        <w:gridCol w:w="2082"/>
-        <w:gridCol w:w="2082"/>
-        <w:gridCol w:w="2000"/>
-        <w:gridCol w:w="2166"/>
-        <w:gridCol w:w="1565"/>
+        <w:gridCol w:w="1562"/>
+        <w:gridCol w:w="2447"/>
+        <w:gridCol w:w="2125"/>
+        <w:gridCol w:w="2143"/>
+        <w:gridCol w:w="2096"/>
       </w:tblGrid>
       <w:tr>
         <w:trPr>
-          <w:cnfStyle w:val="100000000000" w:firstRow="1" w:lastRow="0" w:firstColumn="0" w:lastColumn="0" w:oddVBand="0" w:evenVBand="0" w:oddHBand="0" w:evenHBand="0" w:firstRowFirstColumn="0" w:firstRowLastColumn="0" w:lastRowFirstColumn="0" w:lastRowLastColumn="0"/>
-          <w:trHeight w:val="485"/>
+          <w:trHeight w:val="303"/>
         </w:trPr>
         <w:tc>
           <w:tcPr>
-            <w:cnfStyle w:val="001000000000" w:firstRow="0" w:lastRow="0" w:firstColumn="1" w:lastColumn="0" w:oddVBand="0" w:evenVBand="0" w:oddHBand="0" w:evenHBand="0" w:firstRowFirstColumn="0" w:firstRowLastColumn="0" w:lastRowFirstColumn="0" w:lastRowLastColumn="0"/>
-            <w:tcW w:w="2082" w:type="dxa"/>
-          </w:tcPr>
-          <w:p>
-            <w:r>
-              <w:rPr>
-                <w:highlight w:val="yellow"/>
-              </w:rPr>
-              <w:t>Features</w:t>
-            </w:r>
-          </w:p>
-        </w:tc>
-        <w:tc>
-          <w:tcPr>
-            <w:tcW w:w="2082" w:type="dxa"/>
+            <w:tcW w:w="0" w:type="auto"/>
+            <w:hideMark/>
           </w:tcPr>
           <w:p>
             <w:pPr>
-              <w:cnfStyle w:val="100000000000" w:firstRow="1" w:lastRow="0" w:firstColumn="0" w:lastColumn="0" w:oddVBand="0" w:evenVBand="0" w:oddHBand="0" w:evenHBand="0" w:firstRowFirstColumn="0" w:firstRowLastColumn="0" w:lastRowFirstColumn="0" w:lastRowLastColumn="0"/>
+              <w:spacing w:line="276" w:lineRule="auto"/>
+              <w:rPr>
+                <w:b/>
+                <w:bCs/>
+                <w:lang w:val="en-US"/>
+              </w:rPr>
             </w:pPr>
             <w:r>
               <w:rPr>
-                <w:highlight w:val="yellow"/>
+                <w:b/>
+                <w:bCs/>
+                <w:lang w:val="en-US"/>
+              </w:rPr>
+              <w:t>Feature</w:t>
+            </w:r>
+          </w:p>
+        </w:tc>
+        <w:tc>
+          <w:tcPr>
+            <w:tcW w:w="0" w:type="auto"/>
+            <w:hideMark/>
+          </w:tcPr>
+          <w:p>
+            <w:pPr>
+              <w:spacing w:line="276" w:lineRule="auto"/>
+              <w:rPr>
+                <w:b/>
+                <w:bCs/>
+                <w:lang w:val="en-US"/>
+              </w:rPr>
+            </w:pPr>
+            <w:r>
+              <w:rPr>
+                <w:b/>
+                <w:bCs/>
+                <w:lang w:val="en-US"/>
               </w:rPr>
               <w:t>List</w:t>
             </w:r>
@@ -6142,15 +6158,23 @@
         </w:tc>
         <w:tc>
           <w:tcPr>
-            <w:tcW w:w="2000" w:type="dxa"/>
+            <w:tcW w:w="0" w:type="auto"/>
+            <w:hideMark/>
           </w:tcPr>
           <w:p>
             <w:pPr>
-              <w:cnfStyle w:val="100000000000" w:firstRow="1" w:lastRow="0" w:firstColumn="0" w:lastColumn="0" w:oddVBand="0" w:evenVBand="0" w:oddHBand="0" w:evenHBand="0" w:firstRowFirstColumn="0" w:firstRowLastColumn="0" w:lastRowFirstColumn="0" w:lastRowLastColumn="0"/>
+              <w:spacing w:line="276" w:lineRule="auto"/>
+              <w:rPr>
+                <w:b/>
+                <w:bCs/>
+                <w:lang w:val="en-US"/>
+              </w:rPr>
             </w:pPr>
             <w:r>
               <w:rPr>
-                <w:highlight w:val="yellow"/>
+                <w:b/>
+                <w:bCs/>
+                <w:lang w:val="en-US"/>
               </w:rPr>
               <w:t>Tuple</w:t>
             </w:r>
@@ -6158,15 +6182,23 @@
         </w:tc>
         <w:tc>
           <w:tcPr>
-            <w:tcW w:w="2166" w:type="dxa"/>
+            <w:tcW w:w="0" w:type="auto"/>
+            <w:hideMark/>
           </w:tcPr>
           <w:p>
             <w:pPr>
-              <w:cnfStyle w:val="100000000000" w:firstRow="1" w:lastRow="0" w:firstColumn="0" w:lastColumn="0" w:oddVBand="0" w:evenVBand="0" w:oddHBand="0" w:evenHBand="0" w:firstRowFirstColumn="0" w:firstRowLastColumn="0" w:lastRowFirstColumn="0" w:lastRowLastColumn="0"/>
+              <w:spacing w:line="276" w:lineRule="auto"/>
+              <w:rPr>
+                <w:b/>
+                <w:bCs/>
+                <w:lang w:val="en-US"/>
+              </w:rPr>
             </w:pPr>
             <w:r>
               <w:rPr>
-                <w:highlight w:val="yellow"/>
+                <w:b/>
+                <w:bCs/>
+                <w:lang w:val="en-US"/>
               </w:rPr>
               <w:t>Set</w:t>
             </w:r>
@@ -6174,15 +6206,23 @@
         </w:tc>
         <w:tc>
           <w:tcPr>
-            <w:tcW w:w="1565" w:type="dxa"/>
+            <w:tcW w:w="0" w:type="auto"/>
+            <w:hideMark/>
           </w:tcPr>
           <w:p>
             <w:pPr>
-              <w:cnfStyle w:val="100000000000" w:firstRow="1" w:lastRow="0" w:firstColumn="0" w:lastColumn="0" w:oddVBand="0" w:evenVBand="0" w:oddHBand="0" w:evenHBand="0" w:firstRowFirstColumn="0" w:firstRowLastColumn="0" w:lastRowFirstColumn="0" w:lastRowLastColumn="0"/>
+              <w:spacing w:line="276" w:lineRule="auto"/>
+              <w:rPr>
+                <w:b/>
+                <w:bCs/>
+                <w:lang w:val="en-US"/>
+              </w:rPr>
             </w:pPr>
             <w:r>
               <w:rPr>
-                <w:highlight w:val="yellow"/>
+                <w:b/>
+                <w:bCs/>
+                <w:lang w:val="en-US"/>
               </w:rPr>
               <w:t>Dictionary</w:t>
             </w:r>
@@ -6191,205 +6231,24 @@
       </w:tr>
       <w:tr>
         <w:trPr>
-          <w:trHeight w:val="654"/>
+          <w:trHeight w:val="503"/>
         </w:trPr>
         <w:tc>
           <w:tcPr>
-            <w:cnfStyle w:val="001000000000" w:firstRow="0" w:lastRow="0" w:firstColumn="1" w:lastColumn="0" w:oddVBand="0" w:evenVBand="0" w:oddHBand="0" w:evenHBand="0" w:firstRowFirstColumn="0" w:firstRowLastColumn="0" w:lastRowFirstColumn="0" w:lastRowLastColumn="0"/>
-            <w:tcW w:w="2082" w:type="dxa"/>
-          </w:tcPr>
-          <w:tbl>
-            <w:tblPr>
-              <w:tblW w:w="1589" w:type="dxa"/>
-              <w:tblInd w:w="18" w:type="dxa"/>
-              <w:tblLook w:val="04A0" w:firstRow="1" w:lastRow="0" w:firstColumn="1" w:lastColumn="0" w:noHBand="0" w:noVBand="1"/>
-            </w:tblPr>
-            <w:tblGrid>
-              <w:gridCol w:w="1589"/>
-            </w:tblGrid>
-            <w:tr>
-              <w:trPr>
-                <w:trHeight w:val="19"/>
-              </w:trPr>
-              <w:tc>
-                <w:tcPr>
-                  <w:tcW w:w="1589" w:type="dxa"/>
-                  <w:tcBorders>
-                    <w:top w:val="nil"/>
-                    <w:left w:val="nil"/>
-                    <w:bottom w:val="nil"/>
-                    <w:right w:val="nil"/>
-                  </w:tcBorders>
-                  <w:noWrap/>
-                  <w:vAlign w:val="bottom"/>
-                  <w:hideMark/>
-                </w:tcPr>
-                <w:p>
-                  <w:pPr>
-                    <w:spacing w:line="240" w:lineRule="auto"/>
-                    <w:rPr>
-                      <w:rFonts w:ascii="Calibri" w:eastAsia="Times New Roman" w:hAnsi="Calibri" w:cs="Calibri"/>
-                      <w:b/>
-                      <w:bCs/>
-                      <w:color w:val="000000"/>
-                      <w:lang w:val="en-US"/>
-                    </w:rPr>
-                  </w:pPr>
-                </w:p>
-              </w:tc>
-            </w:tr>
-            <w:tr>
-              <w:trPr>
-                <w:trHeight w:val="19"/>
-              </w:trPr>
-              <w:tc>
-                <w:tcPr>
-                  <w:tcW w:w="1589" w:type="dxa"/>
-                  <w:tcBorders>
-                    <w:top w:val="nil"/>
-                    <w:left w:val="nil"/>
-                    <w:bottom w:val="nil"/>
-                    <w:right w:val="nil"/>
-                  </w:tcBorders>
-                  <w:noWrap/>
-                  <w:vAlign w:val="bottom"/>
-                  <w:hideMark/>
-                </w:tcPr>
-                <w:p>
-                  <w:pPr>
-                    <w:spacing w:line="240" w:lineRule="auto"/>
-                    <w:rPr>
-                      <w:rFonts w:ascii="Calibri" w:eastAsia="Times New Roman" w:hAnsi="Calibri" w:cs="Calibri"/>
-                      <w:color w:val="000000"/>
-                      <w:lang w:val="en-US"/>
-                    </w:rPr>
-                  </w:pPr>
-                </w:p>
-              </w:tc>
-            </w:tr>
-            <w:tr>
-              <w:trPr>
-                <w:trHeight w:val="19"/>
-              </w:trPr>
-              <w:tc>
-                <w:tcPr>
-                  <w:tcW w:w="1589" w:type="dxa"/>
-                  <w:tcBorders>
-                    <w:top w:val="nil"/>
-                    <w:left w:val="nil"/>
-                    <w:bottom w:val="nil"/>
-                    <w:right w:val="nil"/>
-                  </w:tcBorders>
-                  <w:noWrap/>
-                  <w:vAlign w:val="bottom"/>
-                  <w:hideMark/>
-                </w:tcPr>
-                <w:p>
-                  <w:pPr>
-                    <w:spacing w:line="240" w:lineRule="auto"/>
-                    <w:rPr>
-                      <w:rFonts w:ascii="Calibri" w:eastAsia="Times New Roman" w:hAnsi="Calibri" w:cs="Calibri"/>
-                      <w:color w:val="000000"/>
-                      <w:lang w:val="en-US"/>
-                    </w:rPr>
-                  </w:pPr>
-                </w:p>
-              </w:tc>
-            </w:tr>
-            <w:tr>
-              <w:trPr>
-                <w:trHeight w:val="19"/>
-              </w:trPr>
-              <w:tc>
-                <w:tcPr>
-                  <w:tcW w:w="1589" w:type="dxa"/>
-                  <w:tcBorders>
-                    <w:top w:val="nil"/>
-                    <w:left w:val="nil"/>
-                    <w:bottom w:val="nil"/>
-                    <w:right w:val="nil"/>
-                  </w:tcBorders>
-                  <w:noWrap/>
-                  <w:vAlign w:val="bottom"/>
-                  <w:hideMark/>
-                </w:tcPr>
-                <w:p>
-                  <w:pPr>
-                    <w:spacing w:line="240" w:lineRule="auto"/>
-                    <w:rPr>
-                      <w:rFonts w:ascii="Calibri" w:eastAsia="Times New Roman" w:hAnsi="Calibri" w:cs="Calibri"/>
-                      <w:color w:val="000000"/>
-                      <w:lang w:val="en-US"/>
-                    </w:rPr>
-                  </w:pPr>
-                </w:p>
-              </w:tc>
-            </w:tr>
-            <w:tr>
-              <w:trPr>
-                <w:trHeight w:val="19"/>
-              </w:trPr>
-              <w:tc>
-                <w:tcPr>
-                  <w:tcW w:w="1589" w:type="dxa"/>
-                  <w:tcBorders>
-                    <w:top w:val="nil"/>
-                    <w:left w:val="nil"/>
-                    <w:bottom w:val="nil"/>
-                    <w:right w:val="nil"/>
-                  </w:tcBorders>
-                  <w:noWrap/>
-                  <w:vAlign w:val="bottom"/>
-                  <w:hideMark/>
-                </w:tcPr>
-                <w:p>
-                  <w:pPr>
-                    <w:spacing w:line="240" w:lineRule="auto"/>
-                    <w:rPr>
-                      <w:rFonts w:ascii="Calibri" w:eastAsia="Times New Roman" w:hAnsi="Calibri" w:cs="Calibri"/>
-                      <w:color w:val="000000"/>
-                      <w:lang w:val="en-US"/>
-                    </w:rPr>
-                  </w:pPr>
-                </w:p>
-              </w:tc>
-            </w:tr>
-            <w:tr>
-              <w:trPr>
-                <w:trHeight w:val="19"/>
-              </w:trPr>
-              <w:tc>
-                <w:tcPr>
-                  <w:tcW w:w="1589" w:type="dxa"/>
-                  <w:tcBorders>
-                    <w:top w:val="nil"/>
-                    <w:left w:val="nil"/>
-                    <w:bottom w:val="nil"/>
-                    <w:right w:val="nil"/>
-                  </w:tcBorders>
-                  <w:noWrap/>
-                  <w:vAlign w:val="bottom"/>
-                  <w:hideMark/>
-                </w:tcPr>
-                <w:p>
-                  <w:pPr>
-                    <w:spacing w:line="240" w:lineRule="auto"/>
-                    <w:rPr>
-                      <w:rFonts w:ascii="Calibri" w:eastAsia="Times New Roman" w:hAnsi="Calibri" w:cs="Calibri"/>
-                      <w:color w:val="000000"/>
-                      <w:lang w:val="en-US"/>
-                    </w:rPr>
-                  </w:pPr>
-                </w:p>
-              </w:tc>
-            </w:tr>
-          </w:tbl>
-          <w:p>
-            <w:r>
-              <w:rPr>
-                <w:rFonts w:ascii="Calibri" w:eastAsia="Times New Roman" w:hAnsi="Calibri" w:cs="Calibri"/>
-                <w:color w:val="000000"/>
-                <w:highlight w:val="yellow"/>
+            <w:tcW w:w="0" w:type="auto"/>
+            <w:hideMark/>
+          </w:tcPr>
+          <w:p>
+            <w:pPr>
+              <w:spacing w:line="276" w:lineRule="auto"/>
+              <w:rPr>
+                <w:lang w:val="en-US"/>
+              </w:rPr>
+            </w:pPr>
+            <w:r>
+              <w:rPr>
+                <w:b/>
+                <w:bCs/>
                 <w:lang w:val="en-US"/>
               </w:rPr>
               <w:t>Mutability</w:t>
@@ -6398,28 +6257,39 @@
         </w:tc>
         <w:tc>
           <w:tcPr>
-            <w:tcW w:w="2082" w:type="dxa"/>
+            <w:tcW w:w="0" w:type="auto"/>
+            <w:hideMark/>
           </w:tcPr>
           <w:p>
             <w:pPr>
-              <w:cnfStyle w:val="000000000000" w:firstRow="0" w:lastRow="0" w:firstColumn="0" w:lastColumn="0" w:oddVBand="0" w:evenVBand="0" w:oddHBand="0" w:evenHBand="0" w:firstRowFirstColumn="0" w:firstRowLastColumn="0" w:lastRowFirstColumn="0" w:lastRowLastColumn="0"/>
+              <w:spacing w:line="276" w:lineRule="auto"/>
+              <w:rPr>
+                <w:lang w:val="en-US"/>
+              </w:rPr>
             </w:pPr>
             <w:r>
+              <w:rPr>
+                <w:lang w:val="en-US"/>
+              </w:rPr>
               <w:t>Mutable</w:t>
             </w:r>
           </w:p>
         </w:tc>
         <w:tc>
           <w:tcPr>
-            <w:tcW w:w="2000" w:type="dxa"/>
+            <w:tcW w:w="0" w:type="auto"/>
+            <w:hideMark/>
           </w:tcPr>
           <w:p>
             <w:pPr>
-              <w:cnfStyle w:val="000000000000" w:firstRow="0" w:lastRow="0" w:firstColumn="0" w:lastColumn="0" w:oddVBand="0" w:evenVBand="0" w:oddHBand="0" w:evenHBand="0" w:firstRowFirstColumn="0" w:firstRowLastColumn="0" w:lastRowFirstColumn="0" w:lastRowLastColumn="0"/>
+              <w:spacing w:line="276" w:lineRule="auto"/>
+              <w:rPr>
+                <w:lang w:val="en-US"/>
+              </w:rPr>
             </w:pPr>
             <w:r>
               <w:rPr>
-                <w:color w:val="FF0000"/>
+                <w:lang w:val="en-US"/>
               </w:rPr>
               <w:t>Immutable</w:t>
             </w:r>
@@ -6427,26 +6297,40 @@
         </w:tc>
         <w:tc>
           <w:tcPr>
-            <w:tcW w:w="2166" w:type="dxa"/>
+            <w:tcW w:w="0" w:type="auto"/>
+            <w:hideMark/>
           </w:tcPr>
           <w:p>
             <w:pPr>
-              <w:cnfStyle w:val="000000000000" w:firstRow="0" w:lastRow="0" w:firstColumn="0" w:lastColumn="0" w:oddVBand="0" w:evenVBand="0" w:oddHBand="0" w:evenHBand="0" w:firstRowFirstColumn="0" w:firstRowLastColumn="0" w:lastRowFirstColumn="0" w:lastRowLastColumn="0"/>
+              <w:spacing w:line="276" w:lineRule="auto"/>
+              <w:rPr>
+                <w:lang w:val="en-US"/>
+              </w:rPr>
             </w:pPr>
             <w:r>
+              <w:rPr>
+                <w:lang w:val="en-US"/>
+              </w:rPr>
               <w:t>Mutable</w:t>
             </w:r>
           </w:p>
         </w:tc>
         <w:tc>
           <w:tcPr>
-            <w:tcW w:w="1565" w:type="dxa"/>
+            <w:tcW w:w="0" w:type="auto"/>
+            <w:hideMark/>
           </w:tcPr>
           <w:p>
             <w:pPr>
-              <w:cnfStyle w:val="000000000000" w:firstRow="0" w:lastRow="0" w:firstColumn="0" w:lastColumn="0" w:oddVBand="0" w:evenVBand="0" w:oddHBand="0" w:evenHBand="0" w:firstRowFirstColumn="0" w:firstRowLastColumn="0" w:lastRowFirstColumn="0" w:lastRowLastColumn="0"/>
+              <w:spacing w:line="276" w:lineRule="auto"/>
+              <w:rPr>
+                <w:lang w:val="en-US"/>
+              </w:rPr>
             </w:pPr>
             <w:r>
+              <w:rPr>
+                <w:lang w:val="en-US"/>
+              </w:rPr>
               <w:t>Mutable</w:t>
             </w:r>
           </w:p>
@@ -6454,19 +6338,24 @@
       </w:tr>
       <w:tr>
         <w:trPr>
-          <w:trHeight w:val="710"/>
+          <w:trHeight w:val="599"/>
         </w:trPr>
         <w:tc>
           <w:tcPr>
-            <w:cnfStyle w:val="001000000000" w:firstRow="0" w:lastRow="0" w:firstColumn="1" w:lastColumn="0" w:oddVBand="0" w:evenVBand="0" w:oddHBand="0" w:evenHBand="0" w:firstRowFirstColumn="0" w:firstRowLastColumn="0" w:lastRowFirstColumn="0" w:lastRowLastColumn="0"/>
-            <w:tcW w:w="2082" w:type="dxa"/>
-          </w:tcPr>
-          <w:p>
-            <w:r>
-              <w:rPr>
-                <w:rFonts w:ascii="Calibri" w:eastAsia="Times New Roman" w:hAnsi="Calibri" w:cs="Calibri"/>
-                <w:color w:val="000000"/>
-                <w:highlight w:val="yellow"/>
+            <w:tcW w:w="0" w:type="auto"/>
+            <w:hideMark/>
+          </w:tcPr>
+          <w:p>
+            <w:pPr>
+              <w:spacing w:line="276" w:lineRule="auto"/>
+              <w:rPr>
+                <w:lang w:val="en-US"/>
+              </w:rPr>
+            </w:pPr>
+            <w:r>
+              <w:rPr>
+                <w:b/>
+                <w:bCs/>
                 <w:lang w:val="en-US"/>
               </w:rPr>
               <w:t>Order</w:t>
@@ -6475,41 +6364,59 @@
         </w:tc>
         <w:tc>
           <w:tcPr>
-            <w:tcW w:w="2082" w:type="dxa"/>
+            <w:tcW w:w="0" w:type="auto"/>
+            <w:hideMark/>
           </w:tcPr>
           <w:p>
             <w:pPr>
-              <w:cnfStyle w:val="000000000000" w:firstRow="0" w:lastRow="0" w:firstColumn="0" w:lastColumn="0" w:oddVBand="0" w:evenVBand="0" w:oddHBand="0" w:evenHBand="0" w:firstRowFirstColumn="0" w:firstRowLastColumn="0" w:lastRowFirstColumn="0" w:lastRowLastColumn="0"/>
+              <w:spacing w:line="276" w:lineRule="auto"/>
+              <w:rPr>
+                <w:lang w:val="en-US"/>
+              </w:rPr>
             </w:pPr>
             <w:r>
+              <w:rPr>
+                <w:lang w:val="en-US"/>
+              </w:rPr>
               <w:t>Ordered</w:t>
             </w:r>
           </w:p>
         </w:tc>
         <w:tc>
           <w:tcPr>
-            <w:tcW w:w="2000" w:type="dxa"/>
+            <w:tcW w:w="0" w:type="auto"/>
+            <w:hideMark/>
           </w:tcPr>
           <w:p>
             <w:pPr>
-              <w:cnfStyle w:val="000000000000" w:firstRow="0" w:lastRow="0" w:firstColumn="0" w:lastColumn="0" w:oddVBand="0" w:evenVBand="0" w:oddHBand="0" w:evenHBand="0" w:firstRowFirstColumn="0" w:firstRowLastColumn="0" w:lastRowFirstColumn="0" w:lastRowLastColumn="0"/>
+              <w:spacing w:line="276" w:lineRule="auto"/>
+              <w:rPr>
+                <w:lang w:val="en-US"/>
+              </w:rPr>
             </w:pPr>
             <w:r>
-              <w:t>Ordered (3.7+)</w:t>
-            </w:r>
-          </w:p>
-        </w:tc>
-        <w:tc>
-          <w:tcPr>
-            <w:tcW w:w="2166" w:type="dxa"/>
+              <w:rPr>
+                <w:lang w:val="en-US"/>
+              </w:rPr>
+              <w:t>Ordered (since Python 3.7+)</w:t>
+            </w:r>
+          </w:p>
+        </w:tc>
+        <w:tc>
+          <w:tcPr>
+            <w:tcW w:w="0" w:type="auto"/>
+            <w:hideMark/>
           </w:tcPr>
           <w:p>
             <w:pPr>
-              <w:cnfStyle w:val="000000000000" w:firstRow="0" w:lastRow="0" w:firstColumn="0" w:lastColumn="0" w:oddVBand="0" w:evenVBand="0" w:oddHBand="0" w:evenHBand="0" w:firstRowFirstColumn="0" w:firstRowLastColumn="0" w:lastRowFirstColumn="0" w:lastRowLastColumn="0"/>
+              <w:spacing w:line="276" w:lineRule="auto"/>
+              <w:rPr>
+                <w:lang w:val="en-US"/>
+              </w:rPr>
             </w:pPr>
             <w:r>
               <w:rPr>
-                <w:color w:val="FF0000"/>
+                <w:lang w:val="en-US"/>
               </w:rPr>
               <w:t>Unordered</w:t>
             </w:r>
@@ -6517,33 +6424,45 @@
         </w:tc>
         <w:tc>
           <w:tcPr>
-            <w:tcW w:w="1565" w:type="dxa"/>
+            <w:tcW w:w="0" w:type="auto"/>
+            <w:hideMark/>
           </w:tcPr>
           <w:p>
             <w:pPr>
-              <w:cnfStyle w:val="000000000000" w:firstRow="0" w:lastRow="0" w:firstColumn="0" w:lastColumn="0" w:oddVBand="0" w:evenVBand="0" w:oddHBand="0" w:evenHBand="0" w:firstRowFirstColumn="0" w:firstRowLastColumn="0" w:lastRowFirstColumn="0" w:lastRowLastColumn="0"/>
+              <w:spacing w:line="276" w:lineRule="auto"/>
+              <w:rPr>
+                <w:lang w:val="en-US"/>
+              </w:rPr>
             </w:pPr>
             <w:r>
-              <w:t>Ordered (3.7+)</w:t>
+              <w:rPr>
+                <w:lang w:val="en-US"/>
+              </w:rPr>
+              <w:t>Ordered (since Python 3.7+)</w:t>
             </w:r>
           </w:p>
         </w:tc>
       </w:tr>
       <w:tr>
         <w:trPr>
-          <w:trHeight w:val="467"/>
+          <w:trHeight w:val="599"/>
         </w:trPr>
         <w:tc>
           <w:tcPr>
-            <w:cnfStyle w:val="001000000000" w:firstRow="0" w:lastRow="0" w:firstColumn="1" w:lastColumn="0" w:oddVBand="0" w:evenVBand="0" w:oddHBand="0" w:evenHBand="0" w:firstRowFirstColumn="0" w:firstRowLastColumn="0" w:lastRowFirstColumn="0" w:lastRowLastColumn="0"/>
-            <w:tcW w:w="2082" w:type="dxa"/>
-          </w:tcPr>
-          <w:p>
-            <w:r>
-              <w:rPr>
-                <w:rFonts w:ascii="Calibri" w:eastAsia="Times New Roman" w:hAnsi="Calibri" w:cs="Calibri"/>
-                <w:color w:val="000000"/>
-                <w:highlight w:val="yellow"/>
+            <w:tcW w:w="0" w:type="auto"/>
+            <w:hideMark/>
+          </w:tcPr>
+          <w:p>
+            <w:pPr>
+              <w:spacing w:line="276" w:lineRule="auto"/>
+              <w:rPr>
+                <w:lang w:val="en-US"/>
+              </w:rPr>
+            </w:pPr>
+            <w:r>
+              <w:rPr>
+                <w:b/>
+                <w:bCs/>
                 <w:lang w:val="en-US"/>
               </w:rPr>
               <w:t>Duplicates</w:t>
@@ -6552,41 +6471,59 @@
         </w:tc>
         <w:tc>
           <w:tcPr>
-            <w:tcW w:w="2082" w:type="dxa"/>
+            <w:tcW w:w="0" w:type="auto"/>
+            <w:hideMark/>
           </w:tcPr>
           <w:p>
             <w:pPr>
-              <w:cnfStyle w:val="000000000000" w:firstRow="0" w:lastRow="0" w:firstColumn="0" w:lastColumn="0" w:oddVBand="0" w:evenVBand="0" w:oddHBand="0" w:evenHBand="0" w:firstRowFirstColumn="0" w:firstRowLastColumn="0" w:lastRowFirstColumn="0" w:lastRowLastColumn="0"/>
+              <w:spacing w:line="276" w:lineRule="auto"/>
+              <w:rPr>
+                <w:lang w:val="en-US"/>
+              </w:rPr>
             </w:pPr>
             <w:r>
+              <w:rPr>
+                <w:lang w:val="en-US"/>
+              </w:rPr>
               <w:t>Allowed</w:t>
             </w:r>
           </w:p>
         </w:tc>
         <w:tc>
           <w:tcPr>
-            <w:tcW w:w="2000" w:type="dxa"/>
+            <w:tcW w:w="0" w:type="auto"/>
+            <w:hideMark/>
           </w:tcPr>
           <w:p>
             <w:pPr>
-              <w:cnfStyle w:val="000000000000" w:firstRow="0" w:lastRow="0" w:firstColumn="0" w:lastColumn="0" w:oddVBand="0" w:evenVBand="0" w:oddHBand="0" w:evenHBand="0" w:firstRowFirstColumn="0" w:firstRowLastColumn="0" w:lastRowFirstColumn="0" w:lastRowLastColumn="0"/>
+              <w:spacing w:line="276" w:lineRule="auto"/>
+              <w:rPr>
+                <w:lang w:val="en-US"/>
+              </w:rPr>
             </w:pPr>
             <w:r>
+              <w:rPr>
+                <w:lang w:val="en-US"/>
+              </w:rPr>
               <w:t>Allowed</w:t>
             </w:r>
           </w:p>
         </w:tc>
         <w:tc>
           <w:tcPr>
-            <w:tcW w:w="2166" w:type="dxa"/>
+            <w:tcW w:w="0" w:type="auto"/>
+            <w:hideMark/>
           </w:tcPr>
           <w:p>
             <w:pPr>
-              <w:cnfStyle w:val="000000000000" w:firstRow="0" w:lastRow="0" w:firstColumn="0" w:lastColumn="0" w:oddVBand="0" w:evenVBand="0" w:oddHBand="0" w:evenHBand="0" w:firstRowFirstColumn="0" w:firstRowLastColumn="0" w:lastRowFirstColumn="0" w:lastRowLastColumn="0"/>
+              <w:spacing w:line="276" w:lineRule="auto"/>
+              <w:rPr>
+                <w:lang w:val="en-US"/>
+              </w:rPr>
             </w:pPr>
             <w:r>
               <w:rPr>
-                <w:color w:val="FF0000"/>
+                <w:lang w:val="en-US"/>
               </w:rPr>
               <w:t>Not allowed</w:t>
             </w:r>
@@ -6594,36 +6531,45 @@
         </w:tc>
         <w:tc>
           <w:tcPr>
-            <w:tcW w:w="1565" w:type="dxa"/>
+            <w:tcW w:w="0" w:type="auto"/>
+            <w:hideMark/>
           </w:tcPr>
           <w:p>
             <w:pPr>
-              <w:cnfStyle w:val="000000000000" w:firstRow="0" w:lastRow="0" w:firstColumn="0" w:lastColumn="0" w:oddVBand="0" w:evenVBand="0" w:oddHBand="0" w:evenHBand="0" w:firstRowFirstColumn="0" w:firstRowLastColumn="0" w:lastRowFirstColumn="0" w:lastRowLastColumn="0"/>
+              <w:spacing w:line="276" w:lineRule="auto"/>
+              <w:rPr>
+                <w:lang w:val="en-US"/>
+              </w:rPr>
             </w:pPr>
             <w:r>
               <w:rPr>
-                <w:color w:val="FF0000"/>
-              </w:rPr>
-              <w:t>Keys unique</w:t>
+                <w:lang w:val="en-US"/>
+              </w:rPr>
+              <w:t>Keys must be unique</w:t>
             </w:r>
           </w:p>
         </w:tc>
       </w:tr>
       <w:tr>
         <w:trPr>
-          <w:trHeight w:val="530"/>
+          <w:trHeight w:val="608"/>
         </w:trPr>
         <w:tc>
           <w:tcPr>
-            <w:cnfStyle w:val="001000000000" w:firstRow="0" w:lastRow="0" w:firstColumn="1" w:lastColumn="0" w:oddVBand="0" w:evenVBand="0" w:oddHBand="0" w:evenHBand="0" w:firstRowFirstColumn="0" w:firstRowLastColumn="0" w:lastRowFirstColumn="0" w:lastRowLastColumn="0"/>
-            <w:tcW w:w="2082" w:type="dxa"/>
-          </w:tcPr>
-          <w:p>
-            <w:r>
-              <w:rPr>
-                <w:rFonts w:ascii="Calibri" w:eastAsia="Times New Roman" w:hAnsi="Calibri" w:cs="Calibri"/>
-                <w:color w:val="000000"/>
-                <w:highlight w:val="yellow"/>
+            <w:tcW w:w="0" w:type="auto"/>
+            <w:hideMark/>
+          </w:tcPr>
+          <w:p>
+            <w:pPr>
+              <w:spacing w:line="276" w:lineRule="auto"/>
+              <w:rPr>
+                <w:lang w:val="en-US"/>
+              </w:rPr>
+            </w:pPr>
+            <w:r>
+              <w:rPr>
+                <w:b/>
+                <w:bCs/>
                 <w:lang w:val="en-US"/>
               </w:rPr>
               <w:t>Syntax</w:t>
@@ -6632,52 +6578,125 @@
         </w:tc>
         <w:tc>
           <w:tcPr>
-            <w:tcW w:w="2082" w:type="dxa"/>
+            <w:tcW w:w="0" w:type="auto"/>
+            <w:hideMark/>
           </w:tcPr>
           <w:p>
             <w:pPr>
-              <w:cnfStyle w:val="000000000000" w:firstRow="0" w:lastRow="0" w:firstColumn="0" w:lastColumn="0" w:oddVBand="0" w:evenVBand="0" w:oddHBand="0" w:evenHBand="0" w:firstRowFirstColumn="0" w:firstRowLastColumn="0" w:lastRowFirstColumn="0" w:lastRowLastColumn="0"/>
+              <w:spacing w:line="276" w:lineRule="auto"/>
+              <w:rPr>
+                <w:lang w:val="en-US"/>
+              </w:rPr>
             </w:pPr>
-            <w:r>
-              <w:t>[1, 2, 3]</w:t>
-            </w:r>
-          </w:p>
-        </w:tc>
-        <w:tc>
-          <w:tcPr>
-            <w:tcW w:w="2000" w:type="dxa"/>
+            <w:proofErr w:type="gramStart"/>
+            <w:r>
+              <w:rPr>
+                <w:lang w:val="en-US"/>
+              </w:rPr>
+              <w:t>[ ]</w:t>
+            </w:r>
+            <w:proofErr w:type="gramEnd"/>
+            <w:r>
+              <w:rPr>
+                <w:lang w:val="en-US"/>
+              </w:rPr>
+              <w:t xml:space="preserve"> (square brackets)</w:t>
+            </w:r>
+          </w:p>
+        </w:tc>
+        <w:tc>
+          <w:tcPr>
+            <w:tcW w:w="0" w:type="auto"/>
+            <w:hideMark/>
           </w:tcPr>
           <w:p>
             <w:pPr>
-              <w:cnfStyle w:val="000000000000" w:firstRow="0" w:lastRow="0" w:firstColumn="0" w:lastColumn="0" w:oddVBand="0" w:evenVBand="0" w:oddHBand="0" w:evenHBand="0" w:firstRowFirstColumn="0" w:firstRowLastColumn="0" w:lastRowFirstColumn="0" w:lastRowLastColumn="0"/>
+              <w:spacing w:line="276" w:lineRule="auto"/>
+              <w:rPr>
+                <w:lang w:val="en-US"/>
+              </w:rPr>
             </w:pPr>
-            <w:r>
-              <w:t>(1, 2, 3)</w:t>
-            </w:r>
-          </w:p>
-        </w:tc>
-        <w:tc>
-          <w:tcPr>
-            <w:tcW w:w="2166" w:type="dxa"/>
+            <w:proofErr w:type="gramStart"/>
+            <w:r>
+              <w:rPr>
+                <w:lang w:val="en-US"/>
+              </w:rPr>
+              <w:t>( )</w:t>
+            </w:r>
+            <w:proofErr w:type="gramEnd"/>
+            <w:r>
+              <w:rPr>
+                <w:lang w:val="en-US"/>
+              </w:rPr>
+              <w:t xml:space="preserve"> (parentheses)</w:t>
+            </w:r>
+          </w:p>
+        </w:tc>
+        <w:tc>
+          <w:tcPr>
+            <w:tcW w:w="0" w:type="auto"/>
+            <w:hideMark/>
           </w:tcPr>
           <w:p>
             <w:pPr>
-              <w:cnfStyle w:val="000000000000" w:firstRow="0" w:lastRow="0" w:firstColumn="0" w:lastColumn="0" w:oddVBand="0" w:evenVBand="0" w:oddHBand="0" w:evenHBand="0" w:firstRowFirstColumn="0" w:firstRowLastColumn="0" w:lastRowFirstColumn="0" w:lastRowLastColumn="0"/>
+              <w:spacing w:line="276" w:lineRule="auto"/>
+              <w:rPr>
+                <w:lang w:val="en-US"/>
+              </w:rPr>
             </w:pPr>
-            <w:r>
-              <w:t>{1, 2, 3}</w:t>
-            </w:r>
-          </w:p>
-        </w:tc>
-        <w:tc>
-          <w:tcPr>
-            <w:tcW w:w="1565" w:type="dxa"/>
+            <w:proofErr w:type="gramStart"/>
+            <w:r>
+              <w:rPr>
+                <w:lang w:val="en-US"/>
+              </w:rPr>
+              <w:t>{</w:t>
+            </w:r>
+            <w:r>
+              <w:rPr>
+                <w:lang w:val="en-US"/>
+              </w:rPr>
+              <w:t xml:space="preserve"> </w:t>
+            </w:r>
+            <w:r>
+              <w:rPr>
+                <w:lang w:val="en-US"/>
+              </w:rPr>
+              <w:t>}</w:t>
+            </w:r>
+            <w:proofErr w:type="gramEnd"/>
+            <w:r>
+              <w:rPr>
+                <w:lang w:val="en-US"/>
+              </w:rPr>
+              <w:t xml:space="preserve"> (</w:t>
+            </w:r>
+            <w:r>
+              <w:t>Curly brackets</w:t>
+            </w:r>
+            <w:r>
+              <w:rPr>
+                <w:lang w:val="en-US"/>
+              </w:rPr>
+              <w:t>)</w:t>
+            </w:r>
+          </w:p>
+        </w:tc>
+        <w:tc>
+          <w:tcPr>
+            <w:tcW w:w="0" w:type="auto"/>
+            <w:hideMark/>
           </w:tcPr>
           <w:p>
             <w:pPr>
-              <w:cnfStyle w:val="000000000000" w:firstRow="0" w:lastRow="0" w:firstColumn="0" w:lastColumn="0" w:oddVBand="0" w:evenVBand="0" w:oddHBand="0" w:evenHBand="0" w:firstRowFirstColumn="0" w:firstRowLastColumn="0" w:lastRowFirstColumn="0" w:lastRowLastColumn="0"/>
+              <w:spacing w:line="276" w:lineRule="auto"/>
+              <w:rPr>
+                <w:lang w:val="en-US"/>
+              </w:rPr>
             </w:pPr>
             <w:r>
+              <w:rPr>
+                <w:lang w:val="en-US"/>
+              </w:rPr>
               <w:t>{"a": 1, "b": 2}</w:t>
             </w:r>
           </w:p>
@@ -6685,181 +6704,321 @@
       </w:tr>
       <w:tr>
         <w:trPr>
-          <w:trHeight w:val="647"/>
+          <w:trHeight w:val="893"/>
         </w:trPr>
         <w:tc>
           <w:tcPr>
-            <w:cnfStyle w:val="001000000000" w:firstRow="0" w:lastRow="0" w:firstColumn="1" w:lastColumn="0" w:oddVBand="0" w:evenVBand="0" w:oddHBand="0" w:evenHBand="0" w:firstRowFirstColumn="0" w:firstRowLastColumn="0" w:lastRowFirstColumn="0" w:lastRowLastColumn="0"/>
-            <w:tcW w:w="2082" w:type="dxa"/>
-          </w:tcPr>
-          <w:p>
-            <w:r>
-              <w:rPr>
-                <w:rFonts w:ascii="Calibri" w:eastAsia="Times New Roman" w:hAnsi="Calibri" w:cs="Calibri"/>
-                <w:color w:val="000000"/>
-                <w:highlight w:val="yellow"/>
-                <w:lang w:val="en-US"/>
-              </w:rPr>
-              <w:t>Access</w:t>
-            </w:r>
-          </w:p>
-        </w:tc>
-        <w:tc>
-          <w:tcPr>
-            <w:tcW w:w="2082" w:type="dxa"/>
+            <w:tcW w:w="0" w:type="auto"/>
+            <w:hideMark/>
           </w:tcPr>
           <w:p>
             <w:pPr>
-              <w:cnfStyle w:val="000000000000" w:firstRow="0" w:lastRow="0" w:firstColumn="0" w:lastColumn="0" w:oddVBand="0" w:evenVBand="0" w:oddHBand="0" w:evenHBand="0" w:firstRowFirstColumn="0" w:firstRowLastColumn="0" w:lastRowFirstColumn="0" w:lastRowLastColumn="0"/>
+              <w:spacing w:line="276" w:lineRule="auto"/>
+              <w:rPr>
+                <w:lang w:val="en-US"/>
+              </w:rPr>
             </w:pPr>
             <w:r>
-              <w:t>Index [0]</w:t>
-            </w:r>
-          </w:p>
-        </w:tc>
-        <w:tc>
-          <w:tcPr>
-            <w:tcW w:w="2000" w:type="dxa"/>
+              <w:rPr>
+                <w:b/>
+                <w:bCs/>
+                <w:lang w:val="en-US"/>
+              </w:rPr>
+              <w:t>Use Cases</w:t>
+            </w:r>
+          </w:p>
+        </w:tc>
+        <w:tc>
+          <w:tcPr>
+            <w:tcW w:w="0" w:type="auto"/>
+            <w:hideMark/>
           </w:tcPr>
           <w:p>
             <w:pPr>
-              <w:cnfStyle w:val="000000000000" w:firstRow="0" w:lastRow="0" w:firstColumn="0" w:lastColumn="0" w:oddVBand="0" w:evenVBand="0" w:oddHBand="0" w:evenHBand="0" w:firstRowFirstColumn="0" w:firstRowLastColumn="0" w:lastRowFirstColumn="0" w:lastRowLastColumn="0"/>
+              <w:spacing w:line="276" w:lineRule="auto"/>
+              <w:rPr>
+                <w:lang w:val="en-US"/>
+              </w:rPr>
             </w:pPr>
             <w:r>
-              <w:t>Index [0]</w:t>
-            </w:r>
-          </w:p>
-        </w:tc>
-        <w:tc>
-          <w:tcPr>
-            <w:tcW w:w="2166" w:type="dxa"/>
+              <w:rPr>
+                <w:lang w:val="en-US"/>
+              </w:rPr>
+              <w:t>Collection that changes frequently</w:t>
+            </w:r>
+          </w:p>
+        </w:tc>
+        <w:tc>
+          <w:tcPr>
+            <w:tcW w:w="0" w:type="auto"/>
+            <w:hideMark/>
           </w:tcPr>
           <w:p>
             <w:pPr>
-              <w:cnfStyle w:val="000000000000" w:firstRow="0" w:lastRow="0" w:firstColumn="0" w:lastColumn="0" w:oddVBand="0" w:evenVBand="0" w:oddHBand="0" w:evenHBand="0" w:firstRowFirstColumn="0" w:firstRowLastColumn="0" w:lastRowFirstColumn="0" w:lastRowLastColumn="0"/>
+              <w:spacing w:line="276" w:lineRule="auto"/>
+              <w:rPr>
+                <w:lang w:val="en-US"/>
+              </w:rPr>
             </w:pPr>
             <w:r>
               <w:rPr>
-                <w:color w:val="FF0000"/>
-              </w:rPr>
-              <w:t>No index</w:t>
-            </w:r>
-            <w:r>
-              <w:rPr>
-                <w:color w:val="FF0000"/>
-              </w:rPr>
-              <w:t xml:space="preserve"> </w:t>
-            </w:r>
-            <w:r>
-              <w:rPr>
-                <w:color w:val="FF0000"/>
-              </w:rPr>
-              <w:t>[]</w:t>
-            </w:r>
-          </w:p>
-        </w:tc>
-        <w:tc>
-          <w:tcPr>
-            <w:tcW w:w="1565" w:type="dxa"/>
+                <w:lang w:val="en-US"/>
+              </w:rPr>
+              <w:t>Fixed collection (read-only data)</w:t>
+            </w:r>
+          </w:p>
+        </w:tc>
+        <w:tc>
+          <w:tcPr>
+            <w:tcW w:w="0" w:type="auto"/>
+            <w:hideMark/>
           </w:tcPr>
           <w:p>
             <w:pPr>
-              <w:cnfStyle w:val="000000000000" w:firstRow="0" w:lastRow="0" w:firstColumn="0" w:lastColumn="0" w:oddVBand="0" w:evenVBand="0" w:oddHBand="0" w:evenHBand="0" w:firstRowFirstColumn="0" w:firstRowLastColumn="0" w:lastRowFirstColumn="0" w:lastRowLastColumn="0"/>
+              <w:spacing w:line="276" w:lineRule="auto"/>
+              <w:rPr>
+                <w:lang w:val="en-US"/>
+              </w:rPr>
             </w:pPr>
             <w:r>
-              <w:t>Key [‘a’]</w:t>
+              <w:rPr>
+                <w:lang w:val="en-US"/>
+              </w:rPr>
+              <w:t>Store unique elements</w:t>
+            </w:r>
+          </w:p>
+        </w:tc>
+        <w:tc>
+          <w:tcPr>
+            <w:tcW w:w="0" w:type="auto"/>
+            <w:hideMark/>
+          </w:tcPr>
+          <w:p>
+            <w:pPr>
+              <w:spacing w:line="276" w:lineRule="auto"/>
+              <w:rPr>
+                <w:lang w:val="en-US"/>
+              </w:rPr>
+            </w:pPr>
+            <w:r>
+              <w:rPr>
+                <w:lang w:val="en-US"/>
+              </w:rPr>
+              <w:t>Key-value pair mappings</w:t>
             </w:r>
           </w:p>
         </w:tc>
       </w:tr>
       <w:tr>
         <w:trPr>
-          <w:trHeight w:val="890"/>
+          <w:trHeight w:val="872"/>
         </w:trPr>
         <w:tc>
           <w:tcPr>
-            <w:cnfStyle w:val="001000000000" w:firstRow="0" w:lastRow="0" w:firstColumn="1" w:lastColumn="0" w:oddVBand="0" w:evenVBand="0" w:oddHBand="0" w:evenHBand="0" w:firstRowFirstColumn="0" w:firstRowLastColumn="0" w:lastRowFirstColumn="0" w:lastRowLastColumn="0"/>
-            <w:tcW w:w="2082" w:type="dxa"/>
-          </w:tcPr>
-          <w:p>
-            <w:r>
-              <w:rPr>
-                <w:rFonts w:ascii="Calibri" w:eastAsia="Times New Roman" w:hAnsi="Calibri" w:cs="Calibri"/>
-                <w:color w:val="000000"/>
-                <w:highlight w:val="yellow"/>
-                <w:lang w:val="en-US"/>
-              </w:rPr>
-              <w:t>Use</w:t>
-            </w:r>
-            <w:r>
-              <w:rPr>
-                <w:rFonts w:ascii="Calibri" w:eastAsia="Times New Roman" w:hAnsi="Calibri" w:cs="Calibri"/>
-                <w:color w:val="000000"/>
-                <w:highlight w:val="yellow"/>
-                <w:lang w:val="en-US"/>
-              </w:rPr>
-              <w:t>-C</w:t>
-            </w:r>
-            <w:r>
-              <w:rPr>
-                <w:rFonts w:ascii="Calibri" w:eastAsia="Times New Roman" w:hAnsi="Calibri" w:cs="Calibri"/>
-                <w:color w:val="000000"/>
-                <w:highlight w:val="yellow"/>
-                <w:lang w:val="en-US"/>
-              </w:rPr>
-              <w:t>ase</w:t>
-            </w:r>
-          </w:p>
-        </w:tc>
-        <w:tc>
-          <w:tcPr>
-            <w:tcW w:w="2082" w:type="dxa"/>
+            <w:tcW w:w="0" w:type="auto"/>
+            <w:hideMark/>
           </w:tcPr>
           <w:p>
             <w:pPr>
-              <w:cnfStyle w:val="000000000000" w:firstRow="0" w:lastRow="0" w:firstColumn="0" w:lastColumn="0" w:oddVBand="0" w:evenVBand="0" w:oddHBand="0" w:evenHBand="0" w:firstRowFirstColumn="0" w:firstRowLastColumn="0" w:lastRowFirstColumn="0" w:lastRowLastColumn="0"/>
+              <w:spacing w:line="276" w:lineRule="auto"/>
+              <w:rPr>
+                <w:lang w:val="en-US"/>
+              </w:rPr>
             </w:pPr>
             <w:r>
-              <w:t>Dynamic sequences</w:t>
-            </w:r>
-          </w:p>
-        </w:tc>
-        <w:tc>
-          <w:tcPr>
-            <w:tcW w:w="2000" w:type="dxa"/>
+              <w:rPr>
+                <w:b/>
+                <w:bCs/>
+                <w:lang w:val="en-US"/>
+              </w:rPr>
+              <w:t>Performance</w:t>
+            </w:r>
+          </w:p>
+        </w:tc>
+        <w:tc>
+          <w:tcPr>
+            <w:tcW w:w="0" w:type="auto"/>
+            <w:hideMark/>
           </w:tcPr>
           <w:p>
             <w:pPr>
-              <w:cnfStyle w:val="000000000000" w:firstRow="0" w:lastRow="0" w:firstColumn="0" w:lastColumn="0" w:oddVBand="0" w:evenVBand="0" w:oddHBand="0" w:evenHBand="0" w:firstRowFirstColumn="0" w:firstRowLastColumn="0" w:lastRowFirstColumn="0" w:lastRowLastColumn="0"/>
+              <w:spacing w:line="276" w:lineRule="auto"/>
+              <w:rPr>
+                <w:lang w:val="en-US"/>
+              </w:rPr>
             </w:pPr>
             <w:r>
-              <w:t>Fixed data</w:t>
-            </w:r>
-          </w:p>
-        </w:tc>
-        <w:tc>
-          <w:tcPr>
-            <w:tcW w:w="2166" w:type="dxa"/>
+              <w:rPr>
+                <w:lang w:val="en-US"/>
+              </w:rPr>
+              <w:t>Slower than tuple (more overhead)</w:t>
+            </w:r>
+          </w:p>
+        </w:tc>
+        <w:tc>
+          <w:tcPr>
+            <w:tcW w:w="0" w:type="auto"/>
+            <w:hideMark/>
           </w:tcPr>
           <w:p>
             <w:pPr>
-              <w:cnfStyle w:val="000000000000" w:firstRow="0" w:lastRow="0" w:firstColumn="0" w:lastColumn="0" w:oddVBand="0" w:evenVBand="0" w:oddHBand="0" w:evenHBand="0" w:firstRowFirstColumn="0" w:firstRowLastColumn="0" w:lastRowFirstColumn="0" w:lastRowLastColumn="0"/>
+              <w:spacing w:line="276" w:lineRule="auto"/>
+              <w:rPr>
+                <w:lang w:val="en-US"/>
+              </w:rPr>
             </w:pPr>
             <w:r>
-              <w:t>Unique elements</w:t>
-            </w:r>
-          </w:p>
-        </w:tc>
-        <w:tc>
-          <w:tcPr>
-            <w:tcW w:w="1565" w:type="dxa"/>
+              <w:rPr>
+                <w:lang w:val="en-US"/>
+              </w:rPr>
+              <w:t>Faster than list (less overhead)</w:t>
+            </w:r>
+          </w:p>
+        </w:tc>
+        <w:tc>
+          <w:tcPr>
+            <w:tcW w:w="0" w:type="auto"/>
+            <w:hideMark/>
           </w:tcPr>
           <w:p>
             <w:pPr>
-              <w:cnfStyle w:val="000000000000" w:firstRow="0" w:lastRow="0" w:firstColumn="0" w:lastColumn="0" w:oddVBand="0" w:evenVBand="0" w:oddHBand="0" w:evenHBand="0" w:firstRowFirstColumn="0" w:firstRowLastColumn="0" w:lastRowFirstColumn="0" w:lastRowLastColumn="0"/>
+              <w:spacing w:line="276" w:lineRule="auto"/>
+              <w:rPr>
+                <w:lang w:val="en-US"/>
+              </w:rPr>
             </w:pPr>
             <w:r>
-              <w:t>Key-values mappings</w:t>
+              <w:rPr>
+                <w:lang w:val="en-US"/>
+              </w:rPr>
+              <w:t>Fast membership testing</w:t>
+            </w:r>
+          </w:p>
+        </w:tc>
+        <w:tc>
+          <w:tcPr>
+            <w:tcW w:w="0" w:type="auto"/>
+            <w:hideMark/>
+          </w:tcPr>
+          <w:p>
+            <w:pPr>
+              <w:spacing w:line="276" w:lineRule="auto"/>
+              <w:rPr>
+                <w:lang w:val="en-US"/>
+              </w:rPr>
+            </w:pPr>
+            <w:r>
+              <w:rPr>
+                <w:lang w:val="en-US"/>
+              </w:rPr>
+              <w:t>Efficient lookups via keys</w:t>
+            </w:r>
+          </w:p>
+        </w:tc>
+      </w:tr>
+      <w:tr>
+        <w:trPr>
+          <w:trHeight w:val="1206"/>
+        </w:trPr>
+        <w:tc>
+          <w:tcPr>
+            <w:tcW w:w="0" w:type="auto"/>
+            <w:hideMark/>
+          </w:tcPr>
+          <w:p>
+            <w:pPr>
+              <w:spacing w:line="276" w:lineRule="auto"/>
+              <w:rPr>
+                <w:lang w:val="en-US"/>
+              </w:rPr>
+            </w:pPr>
+            <w:r>
+              <w:rPr>
+                <w:b/>
+                <w:bCs/>
+                <w:lang w:val="en-US"/>
+              </w:rPr>
+              <w:t>Methods</w:t>
+            </w:r>
+          </w:p>
+        </w:tc>
+        <w:tc>
+          <w:tcPr>
+            <w:tcW w:w="0" w:type="auto"/>
+            <w:hideMark/>
+          </w:tcPr>
+          <w:p>
+            <w:pPr>
+              <w:spacing w:line="276" w:lineRule="auto"/>
+              <w:rPr>
+                <w:lang w:val="en-US"/>
+              </w:rPr>
+            </w:pPr>
+            <w:r>
+              <w:rPr>
+                <w:lang w:val="en-US"/>
+              </w:rPr>
+              <w:t>Many built-in methods available (append, extend, remove, etc.)</w:t>
+            </w:r>
+          </w:p>
+        </w:tc>
+        <w:tc>
+          <w:tcPr>
+            <w:tcW w:w="0" w:type="auto"/>
+            <w:hideMark/>
+          </w:tcPr>
+          <w:p>
+            <w:pPr>
+              <w:spacing w:line="276" w:lineRule="auto"/>
+              <w:rPr>
+                <w:lang w:val="en-US"/>
+              </w:rPr>
+            </w:pPr>
+            <w:r>
+              <w:rPr>
+                <w:lang w:val="en-US"/>
+              </w:rPr>
+              <w:t>Few methods available (count, index)</w:t>
+            </w:r>
+          </w:p>
+        </w:tc>
+        <w:tc>
+          <w:tcPr>
+            <w:tcW w:w="0" w:type="auto"/>
+            <w:hideMark/>
+          </w:tcPr>
+          <w:p>
+            <w:pPr>
+              <w:spacing w:line="276" w:lineRule="auto"/>
+              <w:rPr>
+                <w:lang w:val="en-US"/>
+              </w:rPr>
+            </w:pPr>
+            <w:r>
+              <w:rPr>
+                <w:lang w:val="en-US"/>
+              </w:rPr>
+              <w:t>Limited methods (add, remove, union, etc.)</w:t>
+            </w:r>
+          </w:p>
+        </w:tc>
+        <w:tc>
+          <w:tcPr>
+            <w:tcW w:w="0" w:type="auto"/>
+            <w:hideMark/>
+          </w:tcPr>
+          <w:p>
+            <w:pPr>
+              <w:spacing w:line="276" w:lineRule="auto"/>
+              <w:rPr>
+                <w:lang w:val="en-US"/>
+              </w:rPr>
+            </w:pPr>
+            <w:r>
+              <w:rPr>
+                <w:lang w:val="en-US"/>
+              </w:rPr>
+              <w:t>Many methods (keys, values, items, get, etc.)</w:t>
             </w:r>
           </w:p>
         </w:tc>
@@ -7095,6 +7254,7 @@
         <w:ind w:left="2880"/>
       </w:pPr>
       <w:r>
+        <w:lastRenderedPageBreak/>
         <w:t>print(res) #</w:t>
       </w:r>
       <w:r>
@@ -7186,7 +7346,6 @@
                 <w:bCs/>
                 <w:lang w:val="en-US"/>
               </w:rPr>
-              <w:lastRenderedPageBreak/>
               <w:t>Method</w:t>
             </w:r>
           </w:p>
@@ -51863,7 +52022,6 @@
   <w:style w:type="character" w:default="1" w:styleId="DefaultParagraphFont">
     <w:name w:val="Default Paragraph Font"/>
     <w:uiPriority w:val="1"/>
-    <w:semiHidden/>
     <w:unhideWhenUsed/>
   </w:style>
   <w:style w:type="table" w:default="1" w:styleId="TableNormal">
@@ -52140,6 +52298,126 @@
       <w:sz w:val="24"/>
       <w:szCs w:val="24"/>
     </w:rPr>
+  </w:style>
+  <w:style w:type="table" w:styleId="PlainTable5">
+    <w:name w:val="Plain Table 5"/>
+    <w:basedOn w:val="TableNormal"/>
+    <w:uiPriority w:val="45"/>
+    <w:rsid w:val="007615C4"/>
+    <w:pPr>
+      <w:spacing w:line="240" w:lineRule="auto"/>
+    </w:pPr>
+    <w:tblPr>
+      <w:tblStyleRowBandSize w:val="1"/>
+      <w:tblStyleColBandSize w:val="1"/>
+    </w:tblPr>
+    <w:tblStylePr w:type="firstRow">
+      <w:rPr>
+        <w:rFonts w:asciiTheme="majorHAnsi" w:eastAsiaTheme="majorEastAsia" w:hAnsiTheme="majorHAnsi" w:cstheme="majorBidi"/>
+        <w:i/>
+        <w:iCs/>
+        <w:sz w:val="26"/>
+      </w:rPr>
+      <w:tblPr/>
+      <w:tcPr>
+        <w:tcBorders>
+          <w:bottom w:val="single" w:sz="4" w:space="0" w:color="7F7F7F" w:themeColor="text1" w:themeTint="80"/>
+        </w:tcBorders>
+        <w:shd w:val="clear" w:color="auto" w:fill="FFFFFF" w:themeFill="background1"/>
+      </w:tcPr>
+    </w:tblStylePr>
+    <w:tblStylePr w:type="lastRow">
+      <w:rPr>
+        <w:rFonts w:asciiTheme="majorHAnsi" w:eastAsiaTheme="majorEastAsia" w:hAnsiTheme="majorHAnsi" w:cstheme="majorBidi"/>
+        <w:i/>
+        <w:iCs/>
+        <w:sz w:val="26"/>
+      </w:rPr>
+      <w:tblPr/>
+      <w:tcPr>
+        <w:tcBorders>
+          <w:top w:val="single" w:sz="4" w:space="0" w:color="7F7F7F" w:themeColor="text1" w:themeTint="80"/>
+        </w:tcBorders>
+        <w:shd w:val="clear" w:color="auto" w:fill="FFFFFF" w:themeFill="background1"/>
+      </w:tcPr>
+    </w:tblStylePr>
+    <w:tblStylePr w:type="firstCol">
+      <w:pPr>
+        <w:jc w:val="right"/>
+      </w:pPr>
+      <w:rPr>
+        <w:rFonts w:asciiTheme="majorHAnsi" w:eastAsiaTheme="majorEastAsia" w:hAnsiTheme="majorHAnsi" w:cstheme="majorBidi"/>
+        <w:i/>
+        <w:iCs/>
+        <w:sz w:val="26"/>
+      </w:rPr>
+      <w:tblPr/>
+      <w:tcPr>
+        <w:tcBorders>
+          <w:right w:val="single" w:sz="4" w:space="0" w:color="7F7F7F" w:themeColor="text1" w:themeTint="80"/>
+        </w:tcBorders>
+        <w:shd w:val="clear" w:color="auto" w:fill="FFFFFF" w:themeFill="background1"/>
+      </w:tcPr>
+    </w:tblStylePr>
+    <w:tblStylePr w:type="lastCol">
+      <w:rPr>
+        <w:rFonts w:asciiTheme="majorHAnsi" w:eastAsiaTheme="majorEastAsia" w:hAnsiTheme="majorHAnsi" w:cstheme="majorBidi"/>
+        <w:i/>
+        <w:iCs/>
+        <w:sz w:val="26"/>
+      </w:rPr>
+      <w:tblPr/>
+      <w:tcPr>
+        <w:tcBorders>
+          <w:left w:val="single" w:sz="4" w:space="0" w:color="7F7F7F" w:themeColor="text1" w:themeTint="80"/>
+        </w:tcBorders>
+        <w:shd w:val="clear" w:color="auto" w:fill="FFFFFF" w:themeFill="background1"/>
+      </w:tcPr>
+    </w:tblStylePr>
+    <w:tblStylePr w:type="band1Vert">
+      <w:tblPr/>
+      <w:tcPr>
+        <w:shd w:val="clear" w:color="auto" w:fill="F2F2F2" w:themeFill="background1" w:themeFillShade="F2"/>
+      </w:tcPr>
+    </w:tblStylePr>
+    <w:tblStylePr w:type="band1Horz">
+      <w:tblPr/>
+      <w:tcPr>
+        <w:shd w:val="clear" w:color="auto" w:fill="F2F2F2" w:themeFill="background1" w:themeFillShade="F2"/>
+      </w:tcPr>
+    </w:tblStylePr>
+    <w:tblStylePr w:type="neCell">
+      <w:tblPr/>
+      <w:tcPr>
+        <w:tcBorders>
+          <w:left w:val="nil"/>
+        </w:tcBorders>
+      </w:tcPr>
+    </w:tblStylePr>
+    <w:tblStylePr w:type="nwCell">
+      <w:tblPr/>
+      <w:tcPr>
+        <w:tcBorders>
+          <w:right w:val="nil"/>
+        </w:tcBorders>
+      </w:tcPr>
+    </w:tblStylePr>
+    <w:tblStylePr w:type="seCell">
+      <w:tblPr/>
+      <w:tcPr>
+        <w:tcBorders>
+          <w:left w:val="nil"/>
+        </w:tcBorders>
+      </w:tcPr>
+    </w:tblStylePr>
+    <w:tblStylePr w:type="swCell">
+      <w:tblPr/>
+      <w:tcPr>
+        <w:tcBorders>
+          <w:right w:val="nil"/>
+        </w:tcBorders>
+      </w:tcPr>
+    </w:tblStylePr>
   </w:style>
 </w:styles>
 </file>
